--- a/Cursos/Seminario/entregables/Diario_Realidad_Nacional_1_MarcosZamora.docx
+++ b/Cursos/Seminario/entregables/Diario_Realidad_Nacional_1_MarcosZamora.docx
@@ -2,7 +2,7 @@
 <file path=word/document.xml><?xml version="1.0" encoding="utf-8"?>
 <w:document xmlns:w="http://schemas.openxmlformats.org/wordprocessingml/2006/main" xmlns:m="http://schemas.openxmlformats.org/officeDocument/2006/math" xmlns:r="http://schemas.openxmlformats.org/officeDocument/2006/relationships" xmlns:o="urn:schemas-microsoft-com:office:office" xmlns:v="urn:schemas-microsoft-com:vml" xmlns:w10="urn:schemas-microsoft-com:office:word" xmlns:a="http://schemas.openxmlformats.org/drawingml/2006/main" xmlns:pic="http://schemas.openxmlformats.org/drawingml/2006/picture" xmlns:wp="http://schemas.openxmlformats.org/drawingml/2006/wordprocessingDrawing">
   <w:body>
-    <w:bookmarkStart w:id="20" w:name="diario-de-realidad-nacional-1"/>
+    <w:bookmarkStart w:id="19" w:name="diario-de-realidad-nacional-1"/>
     <w:p>
       <w:pPr>
         <w:pStyle w:val="Heading1"/>
@@ -21,7 +21,7 @@
       </w:r>
     </w:p>
     <w:bookmarkEnd w:id="9"/>
-    <w:bookmarkStart w:id="11" w:name="portada"/>
+    <w:bookmarkStart w:id="10" w:name="portada"/>
     <w:p>
       <w:pPr>
         <w:pStyle w:val="Heading2"/>
@@ -98,13 +98,12 @@
     </w:p>
     <w:p>
       <w:pPr>
-        <w:pStyle w:val="Heading2"/>
+        <w:pStyle w:val="Compact"/>
         <w:numPr>
           <w:ilvl w:val="0"/>
           <w:numId w:val="1001"/>
         </w:numPr>
       </w:pPr>
-      <w:bookmarkStart w:id="10" w:name="fecha-2026-09-22"/>
       <w:r>
         <w:rPr>
           <w:b/>
@@ -118,10 +117,16 @@
       <w:r>
         <w:t xml:space="preserve">2026-09-22</w:t>
       </w:r>
-      <w:bookmarkEnd w:id="10"/>
-    </w:p>
-    <w:bookmarkEnd w:id="11"/>
-    <w:bookmarkStart w:id="13" w:name="entrada-1"/>
+    </w:p>
+    <w:p>
+      <w:r>
+        <w:pict>
+          <v:rect style="width:0;height:1.5pt" o:hralign="center" o:hrstd="t" o:hr="t"/>
+        </w:pict>
+      </w:r>
+    </w:p>
+    <w:bookmarkEnd w:id="10"/>
+    <w:bookmarkStart w:id="12" w:name="entrada-1"/>
     <w:p>
       <w:pPr>
         <w:pStyle w:val="Heading2"/>
@@ -130,7 +135,7 @@
         <w:t xml:space="preserve">Entrada #1</w:t>
       </w:r>
     </w:p>
-    <w:bookmarkStart w:id="12" w:name="X9523631732429a23323975a6cfacd5c0e2c0055"/>
+    <w:bookmarkStart w:id="11" w:name="X9523631732429a23323975a6cfacd5c0e2c0055"/>
     <w:p>
       <w:pPr>
         <w:pStyle w:val="Heading3"/>
@@ -268,16 +273,6 @@
               <w:pStyle w:val="Compact"/>
             </w:pPr>
             <w:r>
-              <w:rPr>
-                <w:i/>
-                <w:iCs/>
-              </w:rPr>
-              <w:t xml:space="preserve">(borrador, revisar)</w:t>
-            </w:r>
-            <w:r>
-              <w:t xml:space="preserve"> </w:t>
-            </w:r>
-            <w:r>
               <w:t xml:space="preserve">Lo que muestra este estudio es un problema nacional que casi siempre se cuenta como algo positivo: la llegada de inversión, turismo y nómadas digitales a zonas costeras. Pero detrás de esa narrativa hay un desplazamiento silencioso: cuando el valor de la tierra sube tan rápido, las familias que ya vivían ahí (muchas de bajos ingresos, muchas rurales) terminan sin poder pagar el alquiler ni los impuestos de propiedad, y sin poder competir por trabajo con quienes llegan con dólares o euros. Las causas son varias: el turismo de enclave, el mercado de bienes raíces orientado a extranjeros, y la falta de regulación municipal en zonas como Guanacaste. Las consecuencias son pérdida de vivienda, migración interna forzada, y erosión de comunidades que llevaban generaciones en el mismo lugar. Los actores involucrados van desde las municipalidades (que aprueban permisos de construcción sin pensar en el impacto social), hasta las inmobiliarias y desarrolladores, pasando por las comunidades costeras que no tienen el mismo poder de negociación que el capital extranjero o nacional que compra. Es un tema de desigualdad y poder porque quien decide el uso del suelo casi nunca es quien lo habita.</w:t>
             </w:r>
           </w:p>
@@ -384,9 +379,9 @@
         </w:pict>
       </w:r>
     </w:p>
+    <w:bookmarkEnd w:id="11"/>
     <w:bookmarkEnd w:id="12"/>
-    <w:bookmarkEnd w:id="13"/>
-    <w:bookmarkStart w:id="15" w:name="entrada-2"/>
+    <w:bookmarkStart w:id="14" w:name="entrada-2"/>
     <w:p>
       <w:pPr>
         <w:pStyle w:val="Heading2"/>
@@ -395,7 +390,7 @@
         <w:t xml:space="preserve">Entrada #2</w:t>
       </w:r>
     </w:p>
-    <w:bookmarkStart w:id="14" w:name="X569e20577833ff2e5731eed9fd219644ab6411b"/>
+    <w:bookmarkStart w:id="13" w:name="X569e20577833ff2e5731eed9fd219644ab6411b"/>
     <w:p>
       <w:pPr>
         <w:pStyle w:val="Heading3"/>
@@ -524,16 +519,6 @@
               <w:pStyle w:val="Compact"/>
             </w:pPr>
             <w:r>
-              <w:rPr>
-                <w:i/>
-                <w:iCs/>
-              </w:rPr>
-              <w:t xml:space="preserve">(borrador, revisar)</w:t>
-            </w:r>
-            <w:r>
-              <w:t xml:space="preserve"> </w:t>
-            </w:r>
-            <w:r>
               <w:t xml:space="preserve">Lo que muestra este caso no es solo un femicidio, sino una falla institucional que lo hizo posible: el sistema de justicia tuvo una oportunidad concreta de evitarlo —ejecutar una orden de captura por violación que llevaba tres años pendiente— y no la aprovechó. Las causas incluyen tanto el patrón de violencia de pareja (uno de los contextos más comunes de femicidio en la región) como la sub-priorización práctica de las órdenes de captura por delitos sexuales cuando la víctima potencial todavía no ha sufrido un desenlace fatal. Las consecuencias recaen sobre la víctima y sus tres hijos, que quedan huérfanos de madre, y también sobre la credibilidad del sistema de justicia frente a la violencia contra las mujeres. Los actores involucrados son el Poder Judicial y el OIJ (responsables de ejecutar la orden pendiente), el Ministerio Público, y el agresor. La desigualdad de poder aparece en dos capas: la de género dentro de la relación de pareja, y la institucional —quien decide con qué urgencia se persigue una orden de captura por violencia sexual no es quien queda expuesto al riesgo mientras esa orden sigue sin ejecutarse.</w:t>
             </w:r>
           </w:p>
@@ -656,9 +641,9 @@
         </w:pict>
       </w:r>
     </w:p>
+    <w:bookmarkEnd w:id="13"/>
     <w:bookmarkEnd w:id="14"/>
-    <w:bookmarkEnd w:id="15"/>
-    <w:bookmarkStart w:id="17" w:name="entrada-3"/>
+    <w:bookmarkStart w:id="16" w:name="entrada-3"/>
     <w:p>
       <w:pPr>
         <w:pStyle w:val="Heading2"/>
@@ -667,7 +652,7 @@
         <w:t xml:space="preserve">Entrada #3</w:t>
       </w:r>
     </w:p>
-    <w:bookmarkStart w:id="16" w:name="X5e1b942da5a77e437e3798100737de5398220ed"/>
+    <w:bookmarkStart w:id="15" w:name="X5e1b942da5a77e437e3798100737de5398220ed"/>
     <w:p>
       <w:pPr>
         <w:pStyle w:val="Heading3"/>
@@ -805,16 +790,6 @@
               <w:pStyle w:val="Compact"/>
             </w:pPr>
             <w:r>
-              <w:rPr>
-                <w:i/>
-                <w:iCs/>
-              </w:rPr>
-              <w:t xml:space="preserve">(borrador, revisar)</w:t>
-            </w:r>
-            <w:r>
-              <w:t xml:space="preserve"> </w:t>
-            </w:r>
-            <w:r>
               <w:t xml:space="preserve">Este caso muestra que la exclusión hacia personas migrantes y refugiadas en Costa Rica no siempre pasa por un rechazo abierto o un discurso xenófobo, sino por algo más difícil de señalar: la lentitud institucional. Cuatro años de espera para una revisión inicial equivale, en la práctica, a dejar a cientos de miles de personas en un limbo legal donde no pueden trabajar formalmente ni acceder a salud, aunque la ley en el papel les reconozca esos derechos. Las causas incluyen la falta de presupuesto y personal en las instituciones migratorias frente a un flujo migratorio sostenido desde Nicaragua desde 2018. Las consecuencias recaen sobre todo en la población solicitante: informalidad laboral, desprotección en salud, y mayor vulnerabilidad a la explotación. El Estado tiene responsabilidad directa en esto, no por una política explícita de exclusión, sino por omisión: no invertir en digitalizar o agilizar el sistema es también una forma de decidir quién queda protegido y quién no.</w:t>
             </w:r>
           </w:p>
@@ -930,9 +905,9 @@
         </w:pict>
       </w:r>
     </w:p>
+    <w:bookmarkEnd w:id="15"/>
     <w:bookmarkEnd w:id="16"/>
-    <w:bookmarkEnd w:id="17"/>
-    <w:bookmarkStart w:id="18" w:name="referencias"/>
+    <w:bookmarkStart w:id="17" w:name="referencias"/>
     <w:p>
       <w:pPr>
         <w:pStyle w:val="Heading2"/>
@@ -1082,8 +1057,8 @@
         <w:t xml:space="preserve">. Universidad de Costa Rica. https://www.ucr.ac.cr/noticias/2026/6/11/costa-rica-muestra-patrones-de-gentrificacion-y-brechas-de-renta-alarmantes.html</w:t>
       </w:r>
     </w:p>
-    <w:bookmarkEnd w:id="18"/>
-    <w:bookmarkStart w:id="19" w:name="bitácora-de-uso-de-ia"/>
+    <w:bookmarkEnd w:id="17"/>
+    <w:bookmarkStart w:id="18" w:name="bitácora-de-uso-de-ia"/>
     <w:p>
       <w:pPr>
         <w:pStyle w:val="Heading2"/>
@@ -1154,8 +1129,8 @@
         <w:t xml:space="preserve">Detecté que la Entrada #2 (racismo/población afrocostarricense) coincidía de tema con el Proyecto de Investigación (racismo, Limón), así que le pedí a la IA que la reemplazara por un tema distinto. Buscó y verificó (con WebSearch + WebFetch, abriendo el artículo completo) un femicidio real de agosto de 2026 en Bagaces, Guanacaste, conectado con la lectura de Carcedo sobre femicidio (aún no usada en el diario). Redactó de nuevo la fuente, descripción, análisis y relación con el curso de esa entrada con los datos verificados del artículo; actualizó referencias, checklist y esta bitácora. La reflexión de la nueva Entrada #2 sigue pendiente, igual que las otras dos.</w:t>
       </w:r>
     </w:p>
+    <w:bookmarkEnd w:id="18"/>
     <w:bookmarkEnd w:id="19"/>
-    <w:bookmarkEnd w:id="20"/>
     <w:sectPr>
       <w:footnotePr>
         <w:numRestart w:val="eachSect"/>
